--- a/examples/multivariate/doc/15-stock-close-elm-regression.docx
+++ b/examples/multivariate/doc/15-stock-close-elm-regression.docx
@@ -3400,7 +3400,7 @@
               <a:graphicData uri="http://schemas.openxmlformats.org/drawingml/2006/picture">
                 <pic:pic>
                   <pic:nvPicPr>
-                    <pic:cNvPr descr="C:\Git\cefet-rj-dal\tspredit\examples\multivariate\doc\15-stock-close-elm-regression_files/bb6febf73389bc235fd1200b47fae23e3b828cc1.png" id="11" name="Picture"/>
+                    <pic:cNvPr descr="C:\Git\dal\tspredit\examples\multivariate\doc\15-stock-close-elm-regression_files/bb6febf73389bc235fd1200b47fae23e3b828cc1.png" id="11" name="Picture"/>
                     <pic:cNvPicPr>
                       <a:picLocks noChangeArrowheads="1" noChangeAspect="1"/>
                     </pic:cNvPicPr>

--- a/examples/multivariate/doc/15-stock-close-elm-regression.docx
+++ b/examples/multivariate/doc/15-stock-close-elm-regression.docx
@@ -3400,7 +3400,7 @@
               <a:graphicData uri="http://schemas.openxmlformats.org/drawingml/2006/picture">
                 <pic:pic>
                   <pic:nvPicPr>
-                    <pic:cNvPr descr="C:\Git\dal\tspredit\examples\multivariate\doc\15-stock-close-elm-regression_files/bb6febf73389bc235fd1200b47fae23e3b828cc1.png" id="11" name="Picture"/>
+                    <pic:cNvPr descr="/home/gpca/tspredit/examples/multivariate/doc/15-stock-close-elm-regression_files/1096ce75f6d9357b96291a2b869a6edc512ec5d9.png" id="11" name="Picture"/>
                     <pic:cNvPicPr>
                       <a:picLocks noChangeArrowheads="1" noChangeAspect="1"/>
                     </pic:cNvPicPr>
